--- a/05_Schleifen/Leistungsfeststellungen/2021a/LF1a.docx
+++ b/05_Schleifen/Leistungsfeststellungen/2021a/LF1a.docx
@@ -1155,18 +1155,22 @@
     <w:p>
       <w:r>
         <w:br/>
-      </w:r>
-      <w:r>
         <w:t>Schreibe ein Programm zum Umwandeln einer Zahl in die Binärdarstellung. Eine Zahl wird dabei vom Benutzer im Dezimalsystem eingegeben und anschließend als Term mit Zweier-Exponenten  ausgegeben.</w:t>
       </w:r>
     </w:p>
     <w:p>
       <w:r>
-        <w:t>Beispiel: 17 entspricht in der Binärdarstellung 1001. Mit Zweier-Exponenten erfolgt die Ausgabe mit: 2^4 + 2^0</w:t>
+        <w:t>Beispiel: 17 entspricht in der Binärdarstellung 1</w:t>
+      </w:r>
+      <w:r>
+        <w:t>0</w:t>
+      </w:r>
+      <w:r>
+        <w:t>001. Mit Zweier-Exponenten erfolgt die Ausgabe mit: 2^4 + 2^0</w:t>
       </w:r>
       <w:r>
         <w:br/>
-        <w:t xml:space="preserve">Hinweis: 2^4 = 16, 20^0 = 1, daher ist 16 + 1 = 17, die anderen Zweier-Exponenten werden weggelassen (weil 0).  </w:t>
+        <w:t xml:space="preserve">Hinweis: 2^4 = 16, 2^0 = 1, daher ist 16 + 1 = 17, die anderen Zweier-Exponenten werden weggelassen (weil 0).  </w:t>
       </w:r>
     </w:p>
     <w:p>
@@ -1510,10 +1514,7 @@
         <w:pStyle w:val="berschrift2"/>
       </w:pPr>
       <w:r>
-        <w:t>Bonusauf</w:t>
-      </w:r>
-      <w:r>
-        <w:t>gaben</w:t>
+        <w:t>Bonusaufgaben</w:t>
       </w:r>
     </w:p>
     <w:p>
